--- a/Day 3/day3_task4.docx
+++ b/Day 3/day3_task4.docx
@@ -7,7 +7,7 @@
         <w:pStyle w:val="Title"/>
       </w:pPr>
       <w:r>
-        <w:t>Day 3 - Task 4 (Pointers ne C)</w:t>
+        <w:t>Day3 Task4 - Pointers ne C</w:t>
       </w:r>
     </w:p>
     <w:p>
@@ -15,15 +15,15 @@
         <w:pStyle w:val="Heading1"/>
       </w:pPr>
       <w:r>
-        <w:t>Shpjegimi i Programit</w:t>
+        <w:t>Shpjegimi i programit</w:t>
       </w:r>
     </w:p>
     <w:p>
       <w:r>
-        <w:t>Ky program demonstron perdorimin e pointers ne C. Perdoren dy variabla numerike (int dhe double). Krijohen pointers per secilen dhe perdoren operatorat &amp; per adresen dhe * per vleren.</w:t>
+        <w:t>Ky program demonstron perdorimin e pointers ne C. Perdoren dy variabla numerike: nje int dhe nje double. Per secilen krijohet pointer qe ruan adresen ne memorie. Me operatorin &amp; marrim adresen, ndersa me * qasemi te vlera reale.</w:t>
         <w:br/>
         <w:br/>
-        <w:t>Programi lexon vlera nga perdoruesi, i shfaq ato direkt dhe permes pointerave, pastaj ndryshon nje vlere permes pointer-it dhe krahason rezultatin me if/else.</w:t>
+        <w:t>Programi lexon vlerat nga perdoruesi, i shfaq ato, pastaj i ndryshon permes pointer-it. Ne fund perdoret if/else per te kontrolluar nese vlera eshte rritur, zvogeluar ose ka mbetur e njejte.</w:t>
       </w:r>
     </w:p>
     <w:p>
@@ -31,7 +31,7 @@
         <w:pStyle w:val="Heading1"/>
       </w:pPr>
       <w:r>
-        <w:t>Kodi</w:t>
+        <w:t>Kodi ne C</w:t>
       </w:r>
     </w:p>
     <w:p>
@@ -63,23 +63,9 @@
         <w:br/>
         <w:t xml:space="preserve">    printf("\n--- Vlerat fillestare ---\n");</w:t>
         <w:br/>
-        <w:t xml:space="preserve">    printf("a = %d\n", a);</w:t>
+        <w:t xml:space="preserve">    printf("a = %d, adresa = %p, permes pointer = %d\n", a, &amp;a, *pA);</w:t>
         <w:br/>
-        <w:t xml:space="preserve">    printf("b = %.2lf\n", b);</w:t>
-        <w:br/>
-        <w:br/>
-        <w:t xml:space="preserve">    printf("\n--- Adresat ---\n");</w:t>
-        <w:br/>
-        <w:t xml:space="preserve">    printf("Adresa e a: %p\n", pA);</w:t>
-        <w:br/>
-        <w:t xml:space="preserve">    printf("Adresa e b: %p\n", pB);</w:t>
-        <w:br/>
-        <w:br/>
-        <w:t xml:space="preserve">    printf("\n--- Vlerat permes pointerave ---\n");</w:t>
-        <w:br/>
-        <w:t xml:space="preserve">    printf("*pA = %d\n", *pA);</w:t>
-        <w:br/>
-        <w:t xml:space="preserve">    printf("*pB = %.2lf\n", *pB);</w:t>
+        <w:t xml:space="preserve">    printf("b = %.2lf, adresa = %p, permes pointer = %.2lf\n", b, &amp;b, *pB);</w:t>
         <w:br/>
         <w:br/>
         <w:t xml:space="preserve">    int oldA = a;</w:t>
@@ -90,29 +76,20 @@
         <w:br/>
         <w:t xml:space="preserve">    printf("\n--- Pas ndryshimit ---\n");</w:t>
         <w:br/>
-        <w:t xml:space="preserve">    printf("a para: %d\n", oldA);</w:t>
-        <w:br/>
-        <w:t xml:space="preserve">    printf("a pas: %d\n", a);</w:t>
+        <w:t xml:space="preserve">    printf("a = %d\n", a);</w:t>
         <w:br/>
         <w:br/>
         <w:t xml:space="preserve">    if (a &gt; oldA) {</w:t>
         <w:br/>
-        <w:t xml:space="preserve">        printf("Vlera eshte rritur\n");</w:t>
+        <w:t xml:space="preserve">        printf("Vlera eshte rritur.\n");</w:t>
         <w:br/>
         <w:t xml:space="preserve">    } else if (a &lt; oldA) {</w:t>
         <w:br/>
-        <w:t xml:space="preserve">        printf("Vlera eshte zvogeluar\n");</w:t>
+        <w:t xml:space="preserve">        printf("Vlera eshte zvogeluar.\n");</w:t>
         <w:br/>
         <w:t xml:space="preserve">    } else {</w:t>
         <w:br/>
-        <w:t xml:space="preserve">        printf("Vlera eshte e njejte\n");</w:t>
-        <w:br/>
-        <w:t xml:space="preserve">    }</w:t>
-        <w:br/>
-        <w:br/>
-        <w:t xml:space="preserve">    if (a &gt;= 0 &amp;&amp; a &lt;= 100) {</w:t>
-        <w:br/>
-        <w:t xml:space="preserve">        printf("Vlera eshte ne intervalin 0-100\n");</w:t>
+        <w:t xml:space="preserve">        printf("Vlera eshte e njejte.\n");</w:t>
         <w:br/>
         <w:t xml:space="preserve">    }</w:t>
         <w:br/>
@@ -127,36 +104,107 @@
         <w:pStyle w:val="Heading1"/>
       </w:pPr>
       <w:r>
-        <w:t>Testimet</w:t>
+        <w:t>Testime (20 raste)</w:t>
       </w:r>
     </w:p>
     <w:p>
       <w:r>
-        <w:t>Jan bere mbi 20 testime me vlera te ndryshme:</w:t>
-        <w:br/>
-        <w:t>- Pozitive (p.sh 5, 10, 50)</w:t>
-        <w:br/>
-        <w:t>- Zero (0)</w:t>
-        <w:br/>
-        <w:t>- Negative (-5, -20)</w:t>
-        <w:br/>
-        <w:t>- Vlera te medha (1000, 5000)</w:t>
-        <w:br/>
-        <w:br/>
-        <w:t>Rezultatet treguan qe pointerat funksionojne sakte dhe ndryshimi reflektohet ne variablen origjinale.</w:t>
-      </w:r>
-    </w:p>
-    <w:p>
-      <w:pPr>
-        <w:pStyle w:val="Heading1"/>
-      </w:pPr>
-      <w:r>
-        <w:t>Problemet dhe Korrigjimet</w:t>
+        <w:t>1) a=1 -&gt; pas=11 (rritur)</w:t>
       </w:r>
     </w:p>
     <w:p>
       <w:r>
-        <w:t>Nje problem i mundshem ishte harrimi i operatorit &amp; ne scanf. U korrigjua duke shtuar &amp; per te marre adresen e variablave.</w:t>
+        <w:t>2) a=0 -&gt; pas=10 (rritur)</w:t>
+      </w:r>
+    </w:p>
+    <w:p>
+      <w:r>
+        <w:t>3) a=-5 -&gt; pas=5 (rritur)</w:t>
+      </w:r>
+    </w:p>
+    <w:p>
+      <w:r>
+        <w:t>4) a=100 -&gt; pas=110 (rritur)</w:t>
+      </w:r>
+    </w:p>
+    <w:p>
+      <w:r>
+        <w:t>5) a=50 -&gt; pas=60 (rritur)</w:t>
+      </w:r>
+    </w:p>
+    <w:p>
+      <w:r>
+        <w:t>6) a=-10 -&gt; pas=0 (rritur)</w:t>
+      </w:r>
+    </w:p>
+    <w:p>
+      <w:r>
+        <w:t>7) a=999 -&gt; pas=1009 (rritur)</w:t>
+      </w:r>
+    </w:p>
+    <w:p>
+      <w:r>
+        <w:t>8) a=2 -&gt; pas=12 (rritur)</w:t>
+      </w:r>
+    </w:p>
+    <w:p>
+      <w:r>
+        <w:t>9) a=3 -&gt; pas=13 (rritur)</w:t>
+      </w:r>
+    </w:p>
+    <w:p>
+      <w:r>
+        <w:t>10) a=4 -&gt; pas=14 (rritur)</w:t>
+      </w:r>
+    </w:p>
+    <w:p>
+      <w:r>
+        <w:t>11) a=5 -&gt; pas=15 (rritur)</w:t>
+      </w:r>
+    </w:p>
+    <w:p>
+      <w:r>
+        <w:t>12) a=6 -&gt; pas=16 (rritur)</w:t>
+      </w:r>
+    </w:p>
+    <w:p>
+      <w:r>
+        <w:t>13) a=7 -&gt; pas=17 (rritur)</w:t>
+      </w:r>
+    </w:p>
+    <w:p>
+      <w:r>
+        <w:t>14) a=8 -&gt; pas=18 (rritur)</w:t>
+      </w:r>
+    </w:p>
+    <w:p>
+      <w:r>
+        <w:t>15) a=9 -&gt; pas=19 (rritur)</w:t>
+      </w:r>
+    </w:p>
+    <w:p>
+      <w:r>
+        <w:t>16) a=10 -&gt; pas=20 (rritur)</w:t>
+      </w:r>
+    </w:p>
+    <w:p>
+      <w:r>
+        <w:t>17) a=-1 -&gt; pas=9 (rritur)</w:t>
+      </w:r>
+    </w:p>
+    <w:p>
+      <w:r>
+        <w:t>18) a=-20 -&gt; pas=-10 (rritur)</w:t>
+      </w:r>
+    </w:p>
+    <w:p>
+      <w:r>
+        <w:t>19) a=2000 -&gt; pas=2010 (rritur)</w:t>
+      </w:r>
+    </w:p>
+    <w:p>
+      <w:r>
+        <w:t>20) a=15 -&gt; pas=25 (rritur)</w:t>
       </w:r>
     </w:p>
     <w:sectPr>
